--- a/manuscript/build/flex_dbs_notes.docx
+++ b/manuscript/build/flex_dbs_notes.docx
@@ -10,7 +10,7 @@
         <w:t xml:space="preserve">FLEX-DBS manuscript: working notes</w:t>
       </w:r>
     </w:p>
-    <w:bookmarkStart w:id="37" w:name="working-notes"/>
+    <w:bookmarkStart w:id="41" w:name="working-notes"/>
     <w:p>
       <w:pPr>
         <w:pStyle w:val="Heading2"/>
@@ -46,7 +46,25 @@
         <w:t xml:space="preserve"> </w:t>
       </w:r>
       <w:r>
-        <w:t xml:space="preserve">Materials, wire diameter, insulation, exposed length or tip geometry, bilateral spacing, return electrode, connector and fabrication steps. Planned figure: electrode photograph and schematic.</w:t>
+        <w:t xml:space="preserve">Each hemisphere has one electrode, a twisted pair with one stimulating wire (connected to the channel output) and one ground wire (connected to the device ground), and no separate return electrode (Sections 2.2, 3.1 and 3.2 and the Figure 1 legend). Still needed: electrode exposed surface area (or exposed length after cutting and sanding), spacing of the two hemispheric electrodes, and the connector and its attachment to the wires. The Figure 1 image still labels the electrode interface</w:t>
+      </w:r>
+      <w:r>
+        <w:t xml:space="preserve"> </w:t>
+      </w:r>
+      <w:r>
+        <w:t xml:space="preserve">“Bilateral electrodes, common return”</w:t>
+      </w:r>
+      <w:r>
+        <w:t xml:space="preserve">; relabel it (for example,</w:t>
+      </w:r>
+      <w:r>
+        <w:t xml:space="preserve"> </w:t>
+      </w:r>
+      <w:r>
+        <w:t xml:space="preserve">“One electrode per hemisphere: stimulating wire and ground wire”</w:t>
+      </w:r>
+      <w:r>
+        <w:t xml:space="preserve">) to match the text. Possible figure: electrode fabrication.</w:t>
       </w:r>
     </w:p>
     <w:p>
@@ -61,13 +79,13 @@
           <w:b/>
           <w:bCs/>
         </w:rPr>
-        <w:t xml:space="preserve">Surgery, animals and ethics.</w:t>
-      </w:r>
-      <w:r>
-        <w:t xml:space="preserve"> </w:t>
-      </w:r>
-      <w:r>
-        <w:t xml:space="preserve">Ethics statement, strain, sex, age, housing, stereotaxic target and coordinates, anesthesia and analgesia, electrode exposed surface area, IACUC protocol number, and the implantation date that anchors</w:t>
+        <w:t xml:space="preserve">Surgery, animals and ethics (Section 3.1).</w:t>
+      </w:r>
+      <w:r>
+        <w:t xml:space="preserve"> </w:t>
+      </w:r>
+      <w:r>
+        <w:t xml:space="preserve">Still needed: analgesia, the IACUC protocol number (the Ethics statement gives the approval without a number), and the implantation date that anchors</w:t>
       </w:r>
       <w:r>
         <w:t xml:space="preserve"> </w:t>
@@ -76,10 +94,7 @@
         <w:t xml:space="preserve">“weeks after implantation”</w:t>
       </w:r>
       <w:r>
-        <w:t xml:space="preserve"> </w:t>
-      </w:r>
-      <w:r>
-        <w:t xml:space="preserve">in Section 3.</w:t>
+        <w:t xml:space="preserve">. The mice in Section 3.2 and Section 6 are different animals; confirm that the coordinates and the 7–10 day recovery in Section 3.1 apply to both groups.</w:t>
       </w:r>
     </w:p>
     <w:p>
@@ -94,7 +109,127 @@
           <w:b/>
           <w:bCs/>
         </w:rPr>
-        <w:t xml:space="preserve">In-vivo validation (Sections 6.1–6.3).</w:t>
+        <w:t xml:space="preserve">In vivo validation (Section 6).</w:t>
+      </w:r>
+      <w:r>
+        <w:t xml:space="preserve"> </w:t>
+      </w:r>
+      <w:r>
+        <w:t xml:space="preserve">Figure 6, its legend, the analysis methods (Section 6.2) and the results (Section 6.3) come from the mouseHat-openField export (</w:t>
+      </w:r>
+      <w:r>
+        <w:rPr>
+          <w:rStyle w:val="VerbatimChar"/>
+        </w:rPr>
+        <w:t xml:space="preserve">exports/flex_dbs_fig6</w:t>
+      </w:r>
+      <w:r>
+        <w:t xml:space="preserve">), recorded 2026-10-03 in six CCI mice (F1L, F1R, FLR, M1L, M1R, MLR). Not recorded in that project and still needed: the exact amplitude setting in each mouse (Section 6.1 says only</w:t>
+      </w:r>
+      <w:r>
+        <w:t xml:space="preserve"> </w:t>
+      </w:r>
+      <w:r>
+        <w:t xml:space="preserve">“above 100 µA”</w:t>
+      </w:r>
+      <w:r>
+        <w:t xml:space="preserve">), sex (the F/M prefix of the IDs is not documented as sex), age and strain of these mice, the CCI side, date and time since injury, the CCI surgical methods (the surgery text supplied so far covers only electrode construction and implantation, which Section 3.1 already contains; Section 6.1 mentions the CCI without a procedure), how DBS was switched on and off (the video shows a hand entering the chamber), camera model, chamber material, lighting, Bonsai version and tracking workflow, the Python version of the primary preprocessing pipeline, and experimenter blinding (none described). Firmware v0.5 is stated as in the rest of the paper, and the Section 3.2 and Section 6 mice are stated to be different animals. Electrode impedance for these six mice was not checked; reporting it would give the delivered current directly.</w:t>
+      </w:r>
+    </w:p>
+    <w:p>
+      <w:pPr>
+        <w:numPr>
+          <w:ilvl w:val="0"/>
+          <w:numId w:val="1001"/>
+        </w:numPr>
+      </w:pPr>
+      <w:r>
+        <w:rPr>
+          <w:b/>
+          <w:bCs/>
+        </w:rPr>
+        <w:t xml:space="preserve">Acclimation.</w:t>
+      </w:r>
+      <w:r>
+        <w:t xml:space="preserve"> </w:t>
+      </w:r>
+      <w:r>
+        <w:t xml:space="preserve">Section 6.1 keeps the 5 minute acclimation as supplied, but the analysis project records it differently: its recording protocol introduces a 5 minute in-arena habituation only for recordings made after 2026-10-03, its configuration states that the animal was placed in the arena at the start of recording, and no handling event was detected near the start of any video. Confirm before posting.</w:t>
+      </w:r>
+    </w:p>
+    <w:p>
+      <w:pPr>
+        <w:numPr>
+          <w:ilvl w:val="0"/>
+          <w:numId w:val="1001"/>
+        </w:numPr>
+      </w:pPr>
+      <w:r>
+        <w:rPr>
+          <w:b/>
+          <w:bCs/>
+        </w:rPr>
+        <w:t xml:space="preserve">Figure 6A timeline.</w:t>
+      </w:r>
+      <w:r>
+        <w:t xml:space="preserve"> </w:t>
+      </w:r>
+      <w:r>
+        <w:t xml:space="preserve">Panel A draws 5 minute boundaries (0, 5, 10, 15 min), while DBS actually started at 5.5–6.9 min and stopped at 11.7–14.4 min. The legend now calls the timeline approximate and points to Sections 6.1 and 6.2 for the actual timing; redrawing the panel is optional.</w:t>
+      </w:r>
+    </w:p>
+    <w:p>
+      <w:pPr>
+        <w:numPr>
+          <w:ilvl w:val="0"/>
+          <w:numId w:val="1001"/>
+        </w:numPr>
+      </w:pPr>
+      <w:r>
+        <w:rPr>
+          <w:b/>
+          <w:bCs/>
+        </w:rPr>
+        <w:t xml:space="preserve">Consistency of the high-amplitude claim.</w:t>
+      </w:r>
+      <w:r>
+        <w:t xml:space="preserve"> </w:t>
+      </w:r>
+      <w:r>
+        <w:t xml:space="preserve">Section 6.1 now states the amplitude as a setting above 100 µA, with delivered current limited by compliance to about 81–101 µA at the measured loads (Figure 4B). Confirm the setting.</w:t>
+      </w:r>
+      <w:r>
+        <w:t xml:space="preserve"> </w:t>
+      </w:r>
+      <w:r>
+        <w:t xml:space="preserve">“Supratherapeutic”</w:t>
+      </w:r>
+      <w:r>
+        <w:t xml:space="preserve"> </w:t>
+      </w:r>
+      <w:r>
+        <w:t xml:space="preserve">was removed throughout, because delivered current was not measured in these mice; the text now refers to high amplitude settings intended to evoke a robust stimulation-associated behavioral phenotype, and the afterdischarge/freezing premise is stated as a hypothesis without a citation. The 62.7 % figure is the relative change in the group means, (75.675 − 46.504)/46.504; the mean of the per-animal relative changes is 58.8 % (SEM 22.8 %), and the absolute difference is 29.2 percentage points.</w:t>
+      </w:r>
+    </w:p>
+    <w:p>
+      <w:pPr>
+        <w:numPr>
+          <w:ilvl w:val="0"/>
+          <w:numId w:val="1001"/>
+        </w:numPr>
+      </w:pPr>
+      <w:r>
+        <w:rPr>
+          <w:b/>
+          <w:bCs/>
+        </w:rPr>
+        <w:t xml:space="preserve">Firmware charge imbalance.</w:t>
+      </w:r>
+      <w:r>
+        <w:t xml:space="preserve"> </w:t>
+      </w:r>
+      <w:r>
+        <w:t xml:space="preserve">Section 6 used firmware v0.5 (net charge 26–35 % of the stimulating-phase charge per pulse, Section 4.1); this is listed briefly under Limitations and not discussed further.</w:t>
       </w:r>
     </w:p>
     <w:p>
@@ -115,7 +250,19 @@
         <w:t xml:space="preserve"> </w:t>
       </w:r>
       <w:r>
-        <w:t xml:space="preserve">Update the Results and Conclusions once in-vivo data exist; both currently describe design, 1 kΩ bench, impedance and battery results only.</w:t>
+        <w:t xml:space="preserve">The in vivo sentences supplied by R. Graham in the abstract Results and Conclusions and in Section 8 were reworded as associations rather than causal effects, because the single session without a sham control cannot separate stimulation from within-session habituation (DBS versus the final 2 min of baseline: p = 0.066), and only high amplitude settings were tested, so the claim of therapeutic and supratherapeutic amplitudes was dropped. The Conclusions now say</w:t>
+      </w:r>
+      <w:r>
+        <w:t xml:space="preserve"> </w:t>
+      </w:r>
+      <w:r>
+        <w:t xml:space="preserve">“consistent with effective stimulation through implanted electrodes”</w:t>
+      </w:r>
+      <w:r>
+        <w:t xml:space="preserve"> </w:t>
+      </w:r>
+      <w:r>
+        <w:t xml:space="preserve">and note that delivered current was not measured. The Limitations paragraph now mentions the in vivo design. Check that the wording is acceptable to all authors.</w:t>
       </w:r>
     </w:p>
     <w:bookmarkEnd w:id="20"/>
@@ -147,7 +294,7 @@
         </w:numPr>
       </w:pPr>
       <w:r>
-        <w:t xml:space="preserve">The StimJim bench check (2/10/20/68 kΩ) showed its voltage read-back 6–73 % below the oscilloscope, which biases the in-vivo values low, while the 450 µs pulse biases them high. Consider remeasuring with an impedance meter (for example, a NanoZ at 1 kHz) or with an oscilloscope on the StimJim output, and report both.</w:t>
+        <w:t xml:space="preserve">The StimJim bench check (2/10/20/68 kΩ) showed its voltage read-back 6–73 % below the oscilloscope, which biases the in vivo values low, while the 450 µs pulse biases them high. Consider remeasuring with an impedance meter (for example, a NanoZ at 1 kHz) or with an oscilloscope on the StimJim output, and report both.</w:t>
       </w:r>
     </w:p>
     <w:p>
@@ -189,6 +336,41 @@
       </w:pPr>
       <w:r>
         <w:t xml:space="preserve">Citations to add or verify</w:t>
+      </w:r>
+    </w:p>
+    <w:p>
+      <w:pPr>
+        <w:numPr>
+          <w:ilvl w:val="0"/>
+          <w:numId w:val="1003"/>
+        </w:numPr>
+      </w:pPr>
+      <w:r>
+        <w:t xml:space="preserve">Shirvalkar et al.</w:t>
+      </w:r>
+      <w:r>
+        <w:t xml:space="preserve"> </w:t>
+      </w:r>
+      <w:r>
+        <w:t xml:space="preserve">(2025)</w:t>
+      </w:r>
+      <w:r>
+        <w:t xml:space="preserve"> </w:t>
+      </w:r>
+      <w:r>
+        <w:t xml:space="preserve">is a medRxiv preprint (posted 2025-08-13); update if it is published. Check that it and</w:t>
+      </w:r>
+      <w:r>
+        <w:t xml:space="preserve"> </w:t>
+      </w:r>
+      <w:r>
+        <w:t xml:space="preserve">Boccard et al. (2017)</w:t>
+      </w:r>
+      <w:r>
+        <w:t xml:space="preserve"> </w:t>
+      </w:r>
+      <w:r>
+        <w:t xml:space="preserve">are the intended citations for cingulate DBS for refractory chronic pain (Boccard et al. report anterior cingulate DBS for neuropathic pain).</w:t>
       </w:r>
     </w:p>
     <w:p>
@@ -361,7 +543,7 @@
       </w:r>
     </w:p>
     <w:bookmarkEnd w:id="24"/>
-    <w:bookmarkStart w:id="36" w:name="notes-end-matter"/>
+    <w:bookmarkStart w:id="40" w:name="notes-end-matter"/>
     <w:p>
       <w:pPr>
         <w:pStyle w:val="Heading3"/>
@@ -389,7 +571,19 @@
         </w:numPr>
       </w:pPr>
       <w:r>
-        <w:t xml:space="preserve">Funding statement is pending.</w:t>
+        <w:t xml:space="preserve">Funding: check R01DA0625509, which has seven digits after</w:t>
+      </w:r>
+      <w:r>
+        <w:t xml:space="preserve"> </w:t>
+      </w:r>
+      <w:r>
+        <w:t xml:space="preserve">“DA”</w:t>
+      </w:r>
+      <w:r>
+        <w:t xml:space="preserve"> </w:t>
+      </w:r>
+      <w:r>
+        <w:t xml:space="preserve">where NIH serial numbers have six.</w:t>
       </w:r>
     </w:p>
     <w:p>
@@ -400,16 +594,7 @@
         </w:numPr>
       </w:pPr>
       <w:r>
-        <w:t xml:space="preserve">Data availability: decide whether to deposit the impedance data and figure scripts in a public repository instead of</w:t>
-      </w:r>
-      <w:r>
-        <w:t xml:space="preserve"> </w:t>
-      </w:r>
-      <w:r>
-        <w:t xml:space="preserve">“available on request”</w:t>
-      </w:r>
-      <w:r>
-        <w:t xml:space="preserve">.</w:t>
+        <w:t xml:space="preserve">Data availability: firmware and app repositories (S2–S4) are public and linked; the S1 schematic, data and analysis code are available on request. Journals increasingly require a public repository for data.</w:t>
       </w:r>
     </w:p>
     <w:p>
@@ -423,19 +608,40 @@
         <w:t xml:space="preserve">Before journal submission (not needed for bioRxiv): Highlights, graphical abstract, CRediT statement, generative-AI declaration, line numbers and double spacing per the Journal of Neuroscience Methods guide.</w:t>
       </w:r>
     </w:p>
-    <w:bookmarkStart w:id="35" w:name="refs"/>
-    <w:bookmarkStart w:id="26" w:name="ref-burton2021"/>
+    <w:bookmarkStart w:id="39" w:name="refs"/>
+    <w:bookmarkStart w:id="26" w:name="ref-boccard2017"/>
     <w:p>
       <w:pPr>
         <w:pStyle w:val="Bibliography"/>
       </w:pPr>
       <w:r>
+        <w:t xml:space="preserve">Boccard, S.G.J., Prangnell, S.J., Pycroft, L., Cheeran, B., Moir, L., Pereira, E.A.C., Fitzgerald, J.J., Green, A.L., Aziz, T.Z., 2017. Long-term results of deep brain stimulation of the anterior cingulate cortex for neuropathic pain. World Neurosurgery 106, 625–637.</w:t>
+      </w:r>
+      <w:r>
+        <w:t xml:space="preserve"> </w:t>
+      </w:r>
+      <w:hyperlink r:id="rId25">
+        <w:r>
+          <w:rPr>
+            <w:rStyle w:val="Hyperlink"/>
+          </w:rPr>
+          <w:t xml:space="preserve">https://doi.org/10.1016/j.wneu.2017.06.173</w:t>
+        </w:r>
+      </w:hyperlink>
+    </w:p>
+    <w:bookmarkEnd w:id="26"/>
+    <w:bookmarkStart w:id="28" w:name="ref-burton2021"/>
+    <w:p>
+      <w:pPr>
+        <w:pStyle w:val="Bibliography"/>
+      </w:pPr>
+      <w:r>
         <w:t xml:space="preserve">Burton, A., Won, S.M., Sohrabi, A.K., Stuart, T., Amirhossein, A., Kim, J.U., Park, Y., Gabros, A., Rogers, J.A., Vitale, F., Richardson, A.G., Gutruf, P., 2021. Wireless, battery-free, and fully implantable electrical neurostimulation in freely moving rodents. Microsystems &amp; Nanoengineering 7, 62.</w:t>
       </w:r>
       <w:r>
         <w:t xml:space="preserve"> </w:t>
       </w:r>
-      <w:hyperlink r:id="rId25">
+      <w:hyperlink r:id="rId27">
         <w:r>
           <w:rPr>
             <w:rStyle w:val="Hyperlink"/>
@@ -444,8 +650,8 @@
         </w:r>
       </w:hyperlink>
     </w:p>
-    <w:bookmarkEnd w:id="26"/>
-    <w:bookmarkStart w:id="28" w:name="ref-koo2018"/>
+    <w:bookmarkEnd w:id="28"/>
+    <w:bookmarkStart w:id="30" w:name="ref-koo2018"/>
     <w:p>
       <w:pPr>
         <w:pStyle w:val="Bibliography"/>
@@ -456,7 +662,7 @@
       <w:r>
         <w:t xml:space="preserve"> </w:t>
       </w:r>
-      <w:hyperlink r:id="rId27">
+      <w:hyperlink r:id="rId29">
         <w:r>
           <w:rPr>
             <w:rStyle w:val="Hyperlink"/>
@@ -465,8 +671,8 @@
         </w:r>
       </w:hyperlink>
     </w:p>
-    <w:bookmarkEnd w:id="28"/>
-    <w:bookmarkStart w:id="30" w:name="ref-paulat2026"/>
+    <w:bookmarkEnd w:id="30"/>
+    <w:bookmarkStart w:id="32" w:name="ref-paulat2026"/>
     <w:p>
       <w:pPr>
         <w:pStyle w:val="Bibliography"/>
@@ -477,7 +683,7 @@
       <w:r>
         <w:t xml:space="preserve"> </w:t>
       </w:r>
-      <w:hyperlink r:id="rId29">
+      <w:hyperlink r:id="rId31">
         <w:r>
           <w:rPr>
             <w:rStyle w:val="Hyperlink"/>
@@ -486,8 +692,8 @@
         </w:r>
       </w:hyperlink>
     </w:p>
-    <w:bookmarkEnd w:id="30"/>
-    <w:bookmarkStart w:id="32" w:name="ref-pinnell2018"/>
+    <w:bookmarkEnd w:id="32"/>
+    <w:bookmarkStart w:id="34" w:name="ref-pinnell2018"/>
     <w:p>
       <w:pPr>
         <w:pStyle w:val="Bibliography"/>
@@ -498,7 +704,7 @@
       <w:r>
         <w:t xml:space="preserve"> </w:t>
       </w:r>
-      <w:hyperlink r:id="rId31">
+      <w:hyperlink r:id="rId33">
         <w:r>
           <w:rPr>
             <w:rStyle w:val="Hyperlink"/>
@@ -507,8 +713,8 @@
         </w:r>
       </w:hyperlink>
     </w:p>
-    <w:bookmarkEnd w:id="32"/>
-    <w:bookmarkStart w:id="34" w:name="ref-shen2026"/>
+    <w:bookmarkEnd w:id="34"/>
+    <w:bookmarkStart w:id="36" w:name="ref-shen2026"/>
     <w:p>
       <w:pPr>
         <w:pStyle w:val="Bibliography"/>
@@ -519,7 +725,7 @@
       <w:r>
         <w:t xml:space="preserve"> </w:t>
       </w:r>
-      <w:hyperlink r:id="rId33">
+      <w:hyperlink r:id="rId35">
         <w:r>
           <w:rPr>
             <w:rStyle w:val="Hyperlink"/>
@@ -528,10 +734,34 @@
         </w:r>
       </w:hyperlink>
     </w:p>
-    <w:bookmarkEnd w:id="34"/>
-    <w:bookmarkEnd w:id="35"/>
     <w:bookmarkEnd w:id="36"/>
-    <w:bookmarkEnd w:id="37"/>
+    <w:bookmarkStart w:id="38" w:name="ref-shirvalkar2025"/>
+    <w:p>
+      <w:pPr>
+        <w:pStyle w:val="Bibliography"/>
+      </w:pPr>
+      <w:r>
+        <w:t xml:space="preserve">Shirvalkar, P., Leriche, R., Saal, J., Cagle, J., Prosky, J., Joseph, I., Shaughnessy, A., Schmitgen, A., Lin, J., Motzkin, J., Dawes, H., Racine, C., Seritan, A., Sellers, K.K., deHemptinne, C., Starr, P.A., Chang, E.F.</w:t>
+      </w:r>
+      <w:r>
+        <w:t xml:space="preserve">, 2025. Personalized, closed-loop deep brain stimulation for chronic pain.</w:t>
+      </w:r>
+      <w:r>
+        <w:t xml:space="preserve"> </w:t>
+      </w:r>
+      <w:hyperlink r:id="rId37">
+        <w:r>
+          <w:rPr>
+            <w:rStyle w:val="Hyperlink"/>
+          </w:rPr>
+          <w:t xml:space="preserve">https://doi.org/10.1101/2025.08.11.25333010</w:t>
+        </w:r>
+      </w:hyperlink>
+    </w:p>
+    <w:bookmarkEnd w:id="38"/>
+    <w:bookmarkEnd w:id="39"/>
+    <w:bookmarkEnd w:id="40"/>
+    <w:bookmarkEnd w:id="41"/>
     <w:sectPr>
       <w:footnotePr>
         <w:numRestart w:val="eachSect"/>

--- a/manuscript/build/flex_dbs_notes.docx
+++ b/manuscript/build/flex_dbs_notes.docx
@@ -85,7 +85,7 @@
         <w:t xml:space="preserve"> </w:t>
       </w:r>
       <w:r>
-        <w:t xml:space="preserve">Still needed: analgesia, the IACUC protocol number (the Ethics statement gives the approval without a number), and the implantation date that anchors</w:t>
+        <w:t xml:space="preserve">IACUC protocol 24-0211 is now given in Section 3.1 and the Ethics statement. Still needed: analgesia (including for the CCI surgery), and the implantation date that anchors</w:t>
       </w:r>
       <w:r>
         <w:t xml:space="preserve"> </w:t>
@@ -133,7 +133,7 @@
         <w:t xml:space="preserve">“above 100 µA”</w:t>
       </w:r>
       <w:r>
-        <w:t xml:space="preserve">), sex (the F/M prefix of the IDs is not documented as sex), age and strain of these mice, the CCI side, date and time since injury, the CCI surgical methods (the surgery text supplied so far covers only electrode construction and implantation, which Section 3.1 already contains; Section 6.1 mentions the CCI without a procedure), how DBS was switched on and off (the video shows a hand entering the chamber), camera model, chamber material, lighting, Bonsai version and tracking workflow, the Python version of the primary preprocessing pipeline, and experimenter blinding (none described). Firmware v0.5 is stated as in the rest of the paper, and the Section 3.2 and Section 6 mice are stated to be different animals. Electrode impedance for these six mice was not checked; reporting it would give the delivered current directly.</w:t>
+        <w:t xml:space="preserve">), sex (the F/M prefix of the IDs is not documented as sex), age and strain of these mice, the CCI side, date and time since injury (the CCI procedure is now described in Section 6.1), how DBS was switched on and off (the video shows a hand entering the chamber), camera model, chamber material, lighting, Bonsai version and tracking workflow, the Python version of the primary preprocessing pipeline, and experimenter blinding (none described). Firmware v0.5 is stated as in the rest of the paper, and the Section 3.2 and Section 6 mice are stated to be different animals. Electrode impedance for these six mice was not checked; reporting it would give the delivered current directly.</w:t>
       </w:r>
     </w:p>
     <w:p>
@@ -561,29 +561,6 @@
       </w:pPr>
       <w:r>
         <w:t xml:space="preserve">Confirm author order, middle initials and affiliations.</w:t>
-      </w:r>
-    </w:p>
-    <w:p>
-      <w:pPr>
-        <w:numPr>
-          <w:ilvl w:val="0"/>
-          <w:numId w:val="1006"/>
-        </w:numPr>
-      </w:pPr>
-      <w:r>
-        <w:t xml:space="preserve">Funding: check R01DA0625509, which has seven digits after</w:t>
-      </w:r>
-      <w:r>
-        <w:t xml:space="preserve"> </w:t>
-      </w:r>
-      <w:r>
-        <w:t xml:space="preserve">“DA”</w:t>
-      </w:r>
-      <w:r>
-        <w:t xml:space="preserve"> </w:t>
-      </w:r>
-      <w:r>
-        <w:t xml:space="preserve">where NIH serial numbers have six.</w:t>
       </w:r>
     </w:p>
     <w:p>
